--- a/src/templates/Angebot-BU-KK-2.docx
+++ b/src/templates/Angebot-BU-KK-2.docx
@@ -63,9 +63,9 @@
         <w:tblLook w:val="04a0" w:noVBand="1" w:noHBand="0" w:lastColumn="0" w:firstColumn="1" w:lastRow="0" w:firstRow="1"/>
       </w:tblPr>
       <w:tblGrid>
-        <w:gridCol w:w="4803"/>
+        <w:gridCol w:w="4802"/>
         <w:gridCol w:w="2268"/>
-        <w:gridCol w:w="2964"/>
+        <w:gridCol w:w="2965"/>
       </w:tblGrid>
       <w:tr>
         <w:trPr>
@@ -73,7 +73,7 @@
         </w:trPr>
         <w:tc>
           <w:tcPr>
-            <w:tcW w:w="4803" w:type="dxa"/>
+            <w:tcW w:w="4802" w:type="dxa"/>
             <w:tcBorders>
               <w:top w:val="single" w:sz="8" w:space="0" w:color="FFFFFF"/>
               <w:left w:val="single" w:sz="8" w:space="0" w:color="FFFFFF"/>
@@ -291,7 +291,7 @@
         </w:tc>
         <w:tc>
           <w:tcPr>
-            <w:tcW w:w="2964" w:type="dxa"/>
+            <w:tcW w:w="2965" w:type="dxa"/>
             <w:tcBorders>
               <w:top w:val="single" w:sz="8" w:space="0" w:color="FFFFFF"/>
               <w:left w:val="single" w:sz="8" w:space="0" w:color="FFFFFF"/>
@@ -484,7 +484,7 @@
         </w:trPr>
         <w:tc>
           <w:tcPr>
-            <w:tcW w:w="4803" w:type="dxa"/>
+            <w:tcW w:w="4802" w:type="dxa"/>
             <w:tcBorders>
               <w:top w:val="single" w:sz="8" w:space="0" w:color="FFFFFF"/>
               <w:left w:val="single" w:sz="8" w:space="0" w:color="FFFFFF"/>
@@ -519,7 +519,7 @@
         </w:tc>
         <w:tc>
           <w:tcPr>
-            <w:tcW w:w="5232" w:type="dxa"/>
+            <w:tcW w:w="5233" w:type="dxa"/>
             <w:gridSpan w:val="2"/>
             <w:tcBorders>
               <w:top w:val="single" w:sz="8" w:space="0" w:color="FFFFFF"/>
@@ -733,9 +733,9 @@
       <w:tblGrid>
         <w:gridCol w:w="510"/>
         <w:gridCol w:w="885"/>
-        <w:gridCol w:w="5859"/>
+        <w:gridCol w:w="5858"/>
         <w:gridCol w:w="1440"/>
-        <w:gridCol w:w="1251"/>
+        <w:gridCol w:w="1252"/>
       </w:tblGrid>
       <w:tr>
         <w:trPr>
@@ -809,7 +809,7 @@
         </w:tc>
         <w:tc>
           <w:tcPr>
-            <w:tcW w:w="5859" w:type="dxa"/>
+            <w:tcW w:w="5858" w:type="dxa"/>
             <w:tcBorders/>
             <w:shd w:color="auto" w:fill="CCCCCC" w:val="clear"/>
           </w:tcPr>
@@ -868,7 +868,7 @@
         </w:tc>
         <w:tc>
           <w:tcPr>
-            <w:tcW w:w="1251" w:type="dxa"/>
+            <w:tcW w:w="1252" w:type="dxa"/>
             <w:tcBorders/>
             <w:shd w:color="auto" w:fill="CCCCCC" w:val="clear"/>
           </w:tcPr>
@@ -913,16 +913,20 @@
               <w:spacing w:before="40" w:after="0"/>
               <w:jc w:val="center"/>
               <w:rPr>
-                <w:rFonts w:ascii="Arial" w:hAnsi="Arial" w:eastAsia="Arial" w:cs="Arial"/>
-                <w:sz w:val="18"/>
+                <w:b/>
+                <w:bCs/>
+                <w:sz w:val="20"/>
+                <w:szCs w:val="20"/>
               </w:rPr>
             </w:pPr>
             <w:r>
               <w:rPr>
                 <w:rFonts w:eastAsia="Arial" w:cs="Arial" w:ascii="Arial" w:hAnsi="Arial"/>
+                <w:b/>
+                <w:bCs/>
                 <w:color w:val="070707"/>
                 <w:kern w:val="0"/>
-                <w:sz w:val="18"/>
+                <w:sz w:val="20"/>
                 <w:szCs w:val="20"/>
                 <w:lang w:val="pl-PL" w:eastAsia="pl-PL" w:bidi="ar-SA"/>
               </w:rPr>
@@ -943,18 +947,21 @@
               <w:spacing w:before="40" w:after="0"/>
               <w:jc w:val="center"/>
               <w:rPr>
-                <w:rFonts w:ascii="Arial" w:hAnsi="Arial" w:eastAsia="Arial" w:cs="Arial"/>
-                <w:sz w:val="18"/>
-                <w:szCs w:val="18"/>
+                <w:b/>
+                <w:bCs/>
+                <w:sz w:val="20"/>
+                <w:szCs w:val="20"/>
               </w:rPr>
             </w:pPr>
             <w:r>
               <w:rPr>
                 <w:rFonts w:eastAsia="Arial" w:cs="Arial" w:ascii="Arial" w:hAnsi="Arial"/>
+                <w:b/>
+                <w:bCs/>
                 <w:color w:val="070707"/>
                 <w:kern w:val="0"/>
-                <w:sz w:val="18"/>
-                <w:szCs w:val="18"/>
+                <w:sz w:val="20"/>
+                <w:szCs w:val="20"/>
                 <w:lang w:val="pl-PL" w:eastAsia="pl-PL" w:bidi="ar-SA"/>
               </w:rPr>
               <w:t>1 Stk</w:t>
@@ -963,7 +970,7 @@
         </w:tc>
         <w:tc>
           <w:tcPr>
-            <w:tcW w:w="5859" w:type="dxa"/>
+            <w:tcW w:w="5858" w:type="dxa"/>
             <w:tcBorders/>
             <w:shd w:color="auto" w:fill="FFFFFF" w:val="clear"/>
           </w:tcPr>
@@ -1027,7 +1034,7 @@
         </w:tc>
         <w:tc>
           <w:tcPr>
-            <w:tcW w:w="1251" w:type="dxa"/>
+            <w:tcW w:w="1252" w:type="dxa"/>
             <w:tcBorders/>
             <w:shd w:color="auto" w:fill="FFFFFF" w:val="clear"/>
           </w:tcPr>
@@ -1105,11 +1112,15 @@
               <w:jc w:val="center"/>
               <w:rPr>
                 <w:rFonts w:ascii="Arial" w:hAnsi="Arial" w:eastAsia="Arial" w:cs="Arial"/>
+                <w:sz w:val="20"/>
+                <w:szCs w:val="20"/>
               </w:rPr>
             </w:pPr>
             <w:r>
               <w:rPr>
                 <w:rFonts w:eastAsia="Arial" w:cs="Arial" w:ascii="Arial" w:hAnsi="Arial"/>
+                <w:sz w:val="20"/>
+                <w:szCs w:val="20"/>
               </w:rPr>
             </w:r>
           </w:p>
@@ -1133,19 +1144,23 @@
               <w:rPr>
                 <w:rFonts w:ascii="Arial" w:hAnsi="Arial" w:eastAsia="Arial" w:cs="Arial"/>
                 <w:color w:val="000000"/>
+                <w:sz w:val="20"/>
+                <w:szCs w:val="20"/>
               </w:rPr>
             </w:pPr>
             <w:r>
               <w:rPr>
                 <w:rFonts w:eastAsia="Arial" w:cs="Arial" w:ascii="Arial" w:hAnsi="Arial"/>
                 <w:color w:val="000000"/>
+                <w:sz w:val="20"/>
+                <w:szCs w:val="20"/>
               </w:rPr>
             </w:r>
           </w:p>
         </w:tc>
         <w:tc>
           <w:tcPr>
-            <w:tcW w:w="5859" w:type="dxa"/>
+            <w:tcW w:w="5858" w:type="dxa"/>
             <w:tcBorders/>
             <w:shd w:color="auto" w:fill="FFFFFF" w:val="clear"/>
             <w:tcMar>
@@ -1433,7 +1448,7 @@
         </w:tc>
         <w:tc>
           <w:tcPr>
-            <w:tcW w:w="1251" w:type="dxa"/>
+            <w:tcW w:w="1252" w:type="dxa"/>
             <w:tcBorders/>
             <w:shd w:color="auto" w:fill="FFFFFF" w:val="clear"/>
             <w:tcMar>
@@ -1507,9 +1522,9 @@
       <w:tblGrid>
         <w:gridCol w:w="510"/>
         <w:gridCol w:w="885"/>
-        <w:gridCol w:w="5859"/>
+        <w:gridCol w:w="5858"/>
         <w:gridCol w:w="1440"/>
-        <w:gridCol w:w="1251"/>
+        <w:gridCol w:w="1252"/>
       </w:tblGrid>
       <w:tr>
         <w:trPr>
@@ -1528,16 +1543,20 @@
               <w:spacing w:before="10" w:after="10"/>
               <w:jc w:val="center"/>
               <w:rPr>
-                <w:rFonts w:ascii="Arial" w:hAnsi="Arial" w:eastAsia="Arial" w:cs="Arial"/>
-                <w:sz w:val="18"/>
+                <w:b/>
+                <w:bCs/>
+                <w:sz w:val="20"/>
+                <w:szCs w:val="20"/>
               </w:rPr>
             </w:pPr>
             <w:r>
               <w:rPr>
                 <w:rFonts w:eastAsia="Arial" w:cs="Arial" w:ascii="Arial" w:hAnsi="Arial"/>
+                <w:b/>
+                <w:bCs/>
                 <w:color w:val="070707"/>
                 <w:kern w:val="0"/>
-                <w:sz w:val="18"/>
+                <w:sz w:val="20"/>
                 <w:szCs w:val="20"/>
                 <w:lang w:val="pl-PL" w:eastAsia="pl-PL" w:bidi="ar-SA"/>
               </w:rPr>
@@ -1558,18 +1577,21 @@
               <w:spacing w:before="10" w:after="10"/>
               <w:jc w:val="center"/>
               <w:rPr>
-                <w:rFonts w:ascii="Arial" w:hAnsi="Arial" w:eastAsia="Arial" w:cs="Arial"/>
-                <w:sz w:val="18"/>
-                <w:szCs w:val="18"/>
+                <w:b/>
+                <w:bCs/>
+                <w:sz w:val="20"/>
+                <w:szCs w:val="20"/>
               </w:rPr>
             </w:pPr>
             <w:r>
               <w:rPr>
                 <w:rFonts w:eastAsia="Arial" w:cs="Arial" w:ascii="Arial" w:hAnsi="Arial"/>
+                <w:b/>
+                <w:bCs/>
                 <w:color w:val="070707"/>
                 <w:kern w:val="0"/>
-                <w:sz w:val="18"/>
-                <w:szCs w:val="18"/>
+                <w:sz w:val="20"/>
+                <w:szCs w:val="20"/>
                 <w:lang w:val="pl-PL" w:eastAsia="pl-PL" w:bidi="ar-SA"/>
               </w:rPr>
               <w:t>1 Stk</w:t>
@@ -1578,7 +1600,7 @@
         </w:tc>
         <w:tc>
           <w:tcPr>
-            <w:tcW w:w="5859" w:type="dxa"/>
+            <w:tcW w:w="5858" w:type="dxa"/>
             <w:tcBorders/>
             <w:shd w:color="auto" w:fill="FFFFFF" w:val="clear"/>
           </w:tcPr>
@@ -1594,10 +1616,9 @@
               <w:spacing w:before="10" w:after="10"/>
               <w:jc w:val="both"/>
               <w:rPr>
-                <w:rFonts w:ascii="Arial" w:hAnsi="Arial" w:eastAsia="Arial" w:cs="Arial"/>
-                <w:color w:val="000000"/>
-                <w:sz w:val="20"/>
-                <w:szCs w:val="18"/>
+                <w:rFonts w:ascii="Arial" w:hAnsi="Arial"/>
+                <w:sz w:val="20"/>
+                <w:szCs w:val="20"/>
               </w:rPr>
             </w:pPr>
             <w:r>
@@ -1608,7 +1629,7 @@
                 <w:color w:val="000000"/>
                 <w:kern w:val="0"/>
                 <w:sz w:val="20"/>
-                <w:szCs w:val="18"/>
+                <w:szCs w:val="20"/>
                 <w:lang w:val="pl-PL" w:eastAsia="pl-PL" w:bidi="ar-SA"/>
               </w:rPr>
               <w:t>Material für Badumbau</w:t>
@@ -1649,7 +1670,7 @@
         </w:tc>
         <w:tc>
           <w:tcPr>
-            <w:tcW w:w="1251" w:type="dxa"/>
+            <w:tcW w:w="1252" w:type="dxa"/>
             <w:tcBorders/>
             <w:shd w:color="auto" w:fill="FFFFFF" w:val="clear"/>
             <w:tcMar>
@@ -1738,7 +1759,7 @@
         </w:tc>
         <w:tc>
           <w:tcPr>
-            <w:tcW w:w="5859" w:type="dxa"/>
+            <w:tcW w:w="5858" w:type="dxa"/>
             <w:tcBorders/>
             <w:shd w:color="auto" w:fill="FFFFFF" w:val="clear"/>
           </w:tcPr>
@@ -1749,8 +1770,7 @@
               <w:spacing w:lineRule="auto" w:line="278" w:before="0" w:after="0"/>
               <w:jc w:val="left"/>
               <w:rPr>
-                <w:rFonts w:ascii="Arial" w:hAnsi="Arial" w:eastAsia="Arial" w:cs="Arial"/>
-                <w:color w:val="000000"/>
+                <w:rFonts w:ascii="Arial" w:hAnsi="Arial"/>
                 <w:sz w:val="20"/>
                 <w:szCs w:val="20"/>
               </w:rPr>
@@ -1770,10 +1790,18 @@
           <w:p>
             <w:pPr>
               <w:pStyle w:val="Normal"/>
-              <w:rPr/>
-            </w:pPr>
-            <w:r>
-              <w:rPr/>
+              <w:rPr>
+                <w:rFonts w:ascii="Arial" w:hAnsi="Arial"/>
+                <w:sz w:val="20"/>
+                <w:szCs w:val="20"/>
+              </w:rPr>
+            </w:pPr>
+            <w:r>
+              <w:rPr>
+                <w:rFonts w:ascii="Arial" w:hAnsi="Arial"/>
+                <w:sz w:val="20"/>
+                <w:szCs w:val="20"/>
+              </w:rPr>
               <w:t>{#IsSub}</w:t>
             </w:r>
           </w:p>
@@ -1784,10 +1812,7 @@
               <w:spacing w:lineRule="auto" w:line="278" w:before="120" w:after="0"/>
               <w:jc w:val="left"/>
               <w:rPr>
-                <w:rFonts w:ascii="Arial" w:hAnsi="Arial" w:eastAsia="Arial" w:cs="Arial"/>
-                <w:b/>
-                <w:bCs/>
-                <w:color w:val="000000"/>
+                <w:rFonts w:ascii="Arial" w:hAnsi="Arial"/>
                 <w:sz w:val="20"/>
                 <w:szCs w:val="20"/>
               </w:rPr>
@@ -1809,20 +1834,36 @@
           <w:p>
             <w:pPr>
               <w:pStyle w:val="Normal"/>
-              <w:rPr/>
-            </w:pPr>
-            <w:r>
-              <w:rPr/>
+              <w:rPr>
+                <w:rFonts w:ascii="Arial" w:hAnsi="Arial"/>
+                <w:sz w:val="20"/>
+                <w:szCs w:val="20"/>
+              </w:rPr>
+            </w:pPr>
+            <w:r>
+              <w:rPr>
+                <w:rFonts w:ascii="Arial" w:hAnsi="Arial"/>
+                <w:sz w:val="20"/>
+                <w:szCs w:val="20"/>
+              </w:rPr>
               <w:t>{/IsSub}</w:t>
             </w:r>
           </w:p>
           <w:p>
             <w:pPr>
               <w:pStyle w:val="Normal"/>
-              <w:rPr/>
-            </w:pPr>
-            <w:r>
-              <w:rPr/>
+              <w:rPr>
+                <w:rFonts w:ascii="Arial" w:hAnsi="Arial"/>
+                <w:sz w:val="20"/>
+                <w:szCs w:val="20"/>
+              </w:rPr>
+            </w:pPr>
+            <w:r>
+              <w:rPr>
+                <w:rFonts w:ascii="Arial" w:hAnsi="Arial"/>
+                <w:sz w:val="20"/>
+                <w:szCs w:val="20"/>
+              </w:rPr>
               <w:t>{^IsSub}</w:t>
             </w:r>
           </w:p>
@@ -1833,8 +1874,7 @@
               <w:spacing w:lineRule="auto" w:line="278" w:before="0" w:after="0"/>
               <w:jc w:val="left"/>
               <w:rPr>
-                <w:rFonts w:ascii="Arial" w:hAnsi="Arial" w:eastAsia="Arial" w:cs="Arial"/>
-                <w:color w:val="000000"/>
+                <w:rFonts w:ascii="Arial" w:hAnsi="Arial"/>
                 <w:sz w:val="20"/>
                 <w:szCs w:val="20"/>
               </w:rPr>
@@ -1854,10 +1894,18 @@
           <w:p>
             <w:pPr>
               <w:pStyle w:val="Normal"/>
-              <w:rPr/>
-            </w:pPr>
-            <w:r>
-              <w:rPr/>
+              <w:rPr>
+                <w:rFonts w:ascii="Arial" w:hAnsi="Arial"/>
+                <w:sz w:val="20"/>
+                <w:szCs w:val="20"/>
+              </w:rPr>
+            </w:pPr>
+            <w:r>
+              <w:rPr>
+                <w:rFonts w:ascii="Arial" w:hAnsi="Arial"/>
+                <w:sz w:val="20"/>
+                <w:szCs w:val="20"/>
+              </w:rPr>
               <w:t>{/IsSub}</w:t>
             </w:r>
           </w:p>
@@ -1868,10 +1916,9 @@
               <w:spacing w:lineRule="auto" w:line="278" w:before="0" w:after="0"/>
               <w:jc w:val="left"/>
               <w:rPr>
-                <w:rFonts w:ascii="Arial" w:hAnsi="Arial" w:eastAsia="Arial" w:cs="Arial"/>
-                <w:color w:val="000000"/>
-                <w:sz w:val="20"/>
-                <w:szCs w:val="18"/>
+                <w:rFonts w:ascii="Arial" w:hAnsi="Arial"/>
+                <w:sz w:val="20"/>
+                <w:szCs w:val="20"/>
               </w:rPr>
             </w:pPr>
             <w:r>
@@ -1915,7 +1962,7 @@
         </w:tc>
         <w:tc>
           <w:tcPr>
-            <w:tcW w:w="1251" w:type="dxa"/>
+            <w:tcW w:w="1252" w:type="dxa"/>
             <w:tcBorders/>
             <w:shd w:color="auto" w:fill="FFFFFF" w:val="clear"/>
             <w:vAlign w:val="center"/>
@@ -1959,19 +2006,21 @@
               <w:ind w:right="-26"/>
               <w:jc w:val="center"/>
               <w:rPr>
-                <w:rFonts w:ascii="Arial" w:hAnsi="Arial" w:eastAsia="Arial" w:cs="Arial"/>
-                <w:color w:val="000000"/>
-                <w:sz w:val="18"/>
-                <w:szCs w:val="18"/>
+                <w:b/>
+                <w:bCs/>
+                <w:sz w:val="20"/>
+                <w:szCs w:val="20"/>
               </w:rPr>
             </w:pPr>
             <w:r>
               <w:rPr>
                 <w:rFonts w:eastAsia="Arial" w:cs="Arial" w:ascii="Arial" w:hAnsi="Arial"/>
-                <w:color w:val="000000"/>
-                <w:kern w:val="0"/>
-                <w:sz w:val="18"/>
-                <w:szCs w:val="18"/>
+                <w:b/>
+                <w:bCs/>
+                <w:color w:val="000000"/>
+                <w:kern w:val="0"/>
+                <w:sz w:val="20"/>
+                <w:szCs w:val="20"/>
                 <w:lang w:val="pl-PL" w:eastAsia="pl-PL" w:bidi="ar-SA"/>
               </w:rPr>
               <w:t>{#hasBonus}{#BonusRows}{Bonus}</w:t>
@@ -1991,19 +2040,21 @@
               <w:spacing w:lineRule="auto" w:line="278" w:before="0" w:after="0"/>
               <w:jc w:val="center"/>
               <w:rPr>
-                <w:rFonts w:ascii="Arial" w:hAnsi="Arial" w:eastAsia="Arial" w:cs="Arial"/>
-                <w:color w:val="000000"/>
-                <w:sz w:val="18"/>
-                <w:szCs w:val="18"/>
+                <w:b/>
+                <w:bCs/>
+                <w:sz w:val="20"/>
+                <w:szCs w:val="20"/>
               </w:rPr>
             </w:pPr>
             <w:r>
               <w:rPr>
                 <w:rFonts w:eastAsia="Arial" w:cs="Arial" w:ascii="Arial" w:hAnsi="Arial"/>
-                <w:color w:val="000000"/>
-                <w:kern w:val="0"/>
-                <w:sz w:val="18"/>
-                <w:szCs w:val="18"/>
+                <w:b/>
+                <w:bCs/>
+                <w:color w:val="000000"/>
+                <w:kern w:val="0"/>
+                <w:sz w:val="20"/>
+                <w:szCs w:val="20"/>
                 <w:lang w:val="pl-PL" w:eastAsia="pl-PL" w:bidi="ar-SA"/>
               </w:rPr>
               <w:t>{BonusMenge}</w:t>
@@ -2012,7 +2063,7 @@
         </w:tc>
         <w:tc>
           <w:tcPr>
-            <w:tcW w:w="5859" w:type="dxa"/>
+            <w:tcW w:w="5858" w:type="dxa"/>
             <w:tcBorders/>
             <w:shd w:color="auto" w:fill="FFFFFF" w:val="clear"/>
           </w:tcPr>
@@ -2103,7 +2154,7 @@
         </w:tc>
         <w:tc>
           <w:tcPr>
-            <w:tcW w:w="1251" w:type="dxa"/>
+            <w:tcW w:w="1252" w:type="dxa"/>
             <w:tcBorders/>
             <w:shd w:color="auto" w:fill="FFFFFF" w:val="clear"/>
           </w:tcPr>
@@ -2173,7 +2224,7 @@
       </w:tblPr>
       <w:tblGrid>
         <w:gridCol w:w="7293"/>
-        <w:gridCol w:w="2669"/>
+        <w:gridCol w:w="2668"/>
       </w:tblGrid>
       <w:tr>
         <w:trPr>
@@ -2215,7 +2266,7 @@
         </w:tc>
         <w:tc>
           <w:tcPr>
-            <w:tcW w:w="2669" w:type="dxa"/>
+            <w:tcW w:w="2668" w:type="dxa"/>
             <w:tcBorders/>
             <w:shd w:fill="CCCCCC" w:val="clear"/>
             <w:vAlign w:val="center"/>
@@ -2288,7 +2339,7 @@
         </w:tc>
         <w:tc>
           <w:tcPr>
-            <w:tcW w:w="2669" w:type="dxa"/>
+            <w:tcW w:w="2668" w:type="dxa"/>
             <w:tcBorders/>
             <w:shd w:color="auto" w:fill="FFFFFF" w:val="clear"/>
             <w:vAlign w:val="center"/>
@@ -2365,7 +2416,7 @@
         </w:tc>
         <w:tc>
           <w:tcPr>
-            <w:tcW w:w="2669" w:type="dxa"/>
+            <w:tcW w:w="2668" w:type="dxa"/>
             <w:tcBorders/>
             <w:shd w:fill="CCCCCC" w:val="clear"/>
             <w:vAlign w:val="center"/>
@@ -2957,8 +3008,8 @@
       <w:tblLook w:val="04a0" w:noVBand="1" w:noHBand="0" w:lastColumn="0" w:firstColumn="1" w:lastRow="0" w:firstRow="1"/>
     </w:tblPr>
     <w:tblGrid>
-      <w:gridCol w:w="8060"/>
-      <w:gridCol w:w="1824"/>
+      <w:gridCol w:w="8061"/>
+      <w:gridCol w:w="1823"/>
     </w:tblGrid>
     <w:tr>
       <w:trPr>
@@ -2966,7 +3017,7 @@
       </w:trPr>
       <w:tc>
         <w:tcPr>
-          <w:tcW w:w="8060" w:type="dxa"/>
+          <w:tcW w:w="8061" w:type="dxa"/>
           <w:tcBorders>
             <w:top w:val="single" w:sz="8" w:space="0" w:color="FFFFFF"/>
             <w:left w:val="single" w:sz="8" w:space="0" w:color="FFFFFF"/>
@@ -3053,7 +3104,7 @@
       </w:tc>
       <w:tc>
         <w:tcPr>
-          <w:tcW w:w="1824" w:type="dxa"/>
+          <w:tcW w:w="1823" w:type="dxa"/>
           <w:tcBorders>
             <w:top w:val="single" w:sz="8" w:space="0" w:color="FFFFFF"/>
             <w:left w:val="single" w:sz="8" w:space="0" w:color="FFFFFF"/>
@@ -3248,8 +3299,8 @@
       <w:tblLook w:val="04a0" w:noVBand="1" w:noHBand="0" w:lastColumn="0" w:firstColumn="1" w:lastRow="0" w:firstRow="1"/>
     </w:tblPr>
     <w:tblGrid>
-      <w:gridCol w:w="8060"/>
-      <w:gridCol w:w="1824"/>
+      <w:gridCol w:w="8061"/>
+      <w:gridCol w:w="1823"/>
     </w:tblGrid>
     <w:tr>
       <w:trPr>
@@ -3257,7 +3308,7 @@
       </w:trPr>
       <w:tc>
         <w:tcPr>
-          <w:tcW w:w="8060" w:type="dxa"/>
+          <w:tcW w:w="8061" w:type="dxa"/>
           <w:tcBorders>
             <w:top w:val="single" w:sz="8" w:space="0" w:color="FFFFFF"/>
             <w:left w:val="single" w:sz="8" w:space="0" w:color="FFFFFF"/>
@@ -3344,7 +3395,7 @@
       </w:tc>
       <w:tc>
         <w:tcPr>
-          <w:tcW w:w="1824" w:type="dxa"/>
+          <w:tcW w:w="1823" w:type="dxa"/>
           <w:tcBorders>
             <w:top w:val="single" w:sz="8" w:space="0" w:color="FFFFFF"/>
             <w:left w:val="single" w:sz="8" w:space="0" w:color="FFFFFF"/>

--- a/src/templates/Angebot-BU-KK-2.docx
+++ b/src/templates/Angebot-BU-KK-2.docx
@@ -63,9 +63,9 @@
         <w:tblLook w:val="04a0" w:noVBand="1" w:noHBand="0" w:lastColumn="0" w:firstColumn="1" w:lastRow="0" w:firstRow="1"/>
       </w:tblPr>
       <w:tblGrid>
-        <w:gridCol w:w="4802"/>
+        <w:gridCol w:w="4801"/>
         <w:gridCol w:w="2268"/>
-        <w:gridCol w:w="2965"/>
+        <w:gridCol w:w="2966"/>
       </w:tblGrid>
       <w:tr>
         <w:trPr>
@@ -73,7 +73,7 @@
         </w:trPr>
         <w:tc>
           <w:tcPr>
-            <w:tcW w:w="4802" w:type="dxa"/>
+            <w:tcW w:w="4801" w:type="dxa"/>
             <w:tcBorders>
               <w:top w:val="single" w:sz="8" w:space="0" w:color="FFFFFF"/>
               <w:left w:val="single" w:sz="8" w:space="0" w:color="FFFFFF"/>
@@ -288,10 +288,63 @@
               <w:t>E-Mail</w:t>
             </w:r>
           </w:p>
+          <w:p>
+            <w:pPr>
+              <w:pStyle w:val="Normal"/>
+              <w:suppressAutoHyphens w:val="true"/>
+              <w:spacing w:before="0" w:after="0"/>
+              <w:ind w:right="127"/>
+              <w:jc w:val="left"/>
+              <w:rPr>
+                <w:rFonts w:ascii="Open Sans" w:hAnsi="Open Sans"/>
+                <w:b w:val="false"/>
+                <w:bCs w:val="false"/>
+                <w:sz w:val="21"/>
+                <w:szCs w:val="21"/>
+              </w:rPr>
+            </w:pPr>
+            <w:r>
+              <w:rPr>
+                <w:rFonts w:ascii="Open Sans" w:hAnsi="Open Sans"/>
+                <w:b w:val="false"/>
+                <w:bCs w:val="false"/>
+                <w:sz w:val="21"/>
+                <w:szCs w:val="21"/>
+                <w:lang w:val="pl-PL"/>
+              </w:rPr>
+              <w:t>Referenz</w:t>
+            </w:r>
+          </w:p>
+          <w:p>
+            <w:pPr>
+              <w:pStyle w:val="normal1"/>
+              <w:suppressAutoHyphens w:val="true"/>
+              <w:spacing w:lineRule="auto" w:line="276" w:before="0" w:after="0"/>
+              <w:ind w:right="127"/>
+              <w:jc w:val="left"/>
+              <w:rPr>
+                <w:rFonts w:ascii="Open Sans" w:hAnsi="Open Sans" w:eastAsia="Open Sans" w:cs="Open Sans"/>
+                <w:color w:val="070707"/>
+                <w:sz w:val="17"/>
+                <w:szCs w:val="17"/>
+                <w:lang w:val="de-DE"/>
+              </w:rPr>
+            </w:pPr>
+            <w:r>
+              <w:rPr>
+                <w:rFonts w:eastAsia="Open Sans" w:cs="Open Sans" w:ascii="Open Sans" w:hAnsi="Open Sans"/>
+                <w:color w:val="070707"/>
+                <w:kern w:val="0"/>
+                <w:sz w:val="17"/>
+                <w:szCs w:val="17"/>
+                <w:lang w:val="de-DE" w:eastAsia="pl-PL" w:bidi="ar-SA"/>
+              </w:rPr>
+            </w:r>
+          </w:p>
         </w:tc>
         <w:tc>
           <w:tcPr>
-            <w:tcW w:w="2965" w:type="dxa"/>
+            <w:tcW w:w="2966" w:type="dxa"/>
             <w:tcBorders>
               <w:top w:val="single" w:sz="8" w:space="0" w:color="FFFFFF"/>
               <w:left w:val="single" w:sz="8" w:space="0" w:color="FFFFFF"/>
@@ -458,22 +511,53 @@
               <w:jc w:val="right"/>
               <w:rPr>
                 <w:rFonts w:ascii="Open Sans" w:hAnsi="Open Sans" w:eastAsia="Open Sans" w:cs="Open Sans"/>
-                <w:color w:val="070707"/>
-                <w:sz w:val="17"/>
-                <w:szCs w:val="17"/>
-                <w:lang w:val="de-DE"/>
-              </w:rPr>
-            </w:pPr>
-            <w:r>
-              <w:rPr>
-                <w:rFonts w:eastAsia="Open Sans" w:cs="Open Sans" w:ascii="Open Sans" w:hAnsi="Open Sans"/>
                 <w:color w:val="1F1F1F"/>
                 <w:kern w:val="0"/>
                 <w:sz w:val="21"/>
                 <w:szCs w:val="21"/>
                 <w:lang w:val="de-DE" w:eastAsia="pl-PL" w:bidi="ar-SA"/>
               </w:rPr>
-              <w:t>service@e-m-c-2.de</w:t>
+            </w:pPr>
+            <w:hyperlink r:id="rId2">
+              <w:r>
+                <w:rPr>
+                  <w:rStyle w:val="Hyperlink"/>
+                  <w:rFonts w:eastAsia="Open Sans" w:cs="Open Sans" w:ascii="Open Sans" w:hAnsi="Open Sans"/>
+                  <w:color w:val="1F1F1F"/>
+                  <w:kern w:val="0"/>
+                  <w:sz w:val="21"/>
+                  <w:szCs w:val="21"/>
+                  <w:lang w:val="de-DE" w:eastAsia="pl-PL" w:bidi="ar-SA"/>
+                </w:rPr>
+                <w:t>service@e-m-c-2.de</w:t>
+              </w:r>
+            </w:hyperlink>
+          </w:p>
+          <w:p>
+            <w:pPr>
+              <w:pStyle w:val="normal1"/>
+              <w:suppressAutoHyphens w:val="true"/>
+              <w:spacing w:lineRule="auto" w:line="276" w:before="0" w:after="0"/>
+              <w:jc w:val="right"/>
+              <w:rPr>
+                <w:rFonts w:ascii="Open Sans" w:hAnsi="Open Sans" w:eastAsia="Open Sans" w:cs="Open Sans"/>
+                <w:color w:val="070707"/>
+                <w:kern w:val="0"/>
+                <w:sz w:val="21"/>
+                <w:szCs w:val="21"/>
+                <w:lang w:val="de-DE" w:eastAsia="pl-PL" w:bidi="ar-SA"/>
+              </w:rPr>
+            </w:pPr>
+            <w:r>
+              <w:rPr>
+                <w:rFonts w:eastAsia="Open Sans" w:cs="Open Sans" w:ascii="Open Sans" w:hAnsi="Open Sans"/>
+                <w:color w:val="070707"/>
+                <w:kern w:val="0"/>
+                <w:sz w:val="21"/>
+                <w:szCs w:val="21"/>
+                <w:lang w:val="de-DE" w:eastAsia="pl-PL" w:bidi="ar-SA"/>
+              </w:rPr>
+              <w:t>{Kundennummer}</w:t>
             </w:r>
           </w:p>
         </w:tc>
@@ -484,7 +568,7 @@
         </w:trPr>
         <w:tc>
           <w:tcPr>
-            <w:tcW w:w="4802" w:type="dxa"/>
+            <w:tcW w:w="4801" w:type="dxa"/>
             <w:tcBorders>
               <w:top w:val="single" w:sz="8" w:space="0" w:color="FFFFFF"/>
               <w:left w:val="single" w:sz="8" w:space="0" w:color="FFFFFF"/>
@@ -519,7 +603,7 @@
         </w:tc>
         <w:tc>
           <w:tcPr>
-            <w:tcW w:w="5233" w:type="dxa"/>
+            <w:tcW w:w="5234" w:type="dxa"/>
             <w:gridSpan w:val="2"/>
             <w:tcBorders>
               <w:top w:val="single" w:sz="8" w:space="0" w:color="FFFFFF"/>
@@ -544,19 +628,6 @@
             </w:pPr>
             <w:r>
               <w:rPr>
-                <w:rFonts w:eastAsia="Open Sans" w:cs="Open Sans" w:ascii="Open Sans" w:hAnsi="Open Sans"/>
-                <w:b/>
-                <w:bCs/>
-                <w:color w:val="1F1F1F"/>
-                <w:kern w:val="0"/>
-                <w:sz w:val="21"/>
-                <w:szCs w:val="21"/>
-                <w:lang w:val="pl-PL" w:eastAsia="pl-PL" w:bidi="ar-SA"/>
-              </w:rPr>
-              <w:t>Referenz</w:t>
-            </w:r>
-            <w:r>
-              <w:rPr>
                 <w:rFonts w:eastAsia="Calibri" w:cs="Calibri"/>
                 <w:kern w:val="0"/>
                 <w:sz w:val="22"/>
@@ -564,16 +635,6 @@
                 <w:lang w:val="pl-PL" w:eastAsia="pl-PL" w:bidi="ar-SA"/>
               </w:rPr>
               <w:br/>
-            </w:r>
-            <w:r>
-              <w:rPr>
-                <w:rFonts w:eastAsia="Open Sans" w:cs="Open Sans" w:ascii="Open Sans" w:hAnsi="Open Sans"/>
-                <w:kern w:val="0"/>
-                <w:sz w:val="22"/>
-                <w:szCs w:val="22"/>
-                <w:lang w:val="pl-PL" w:eastAsia="pl-PL" w:bidi="ar-SA"/>
-              </w:rPr>
-              <w:t>{Kundennummer}</w:t>
             </w:r>
           </w:p>
         </w:tc>
@@ -733,9 +794,9 @@
       <w:tblGrid>
         <w:gridCol w:w="510"/>
         <w:gridCol w:w="885"/>
-        <w:gridCol w:w="5858"/>
+        <w:gridCol w:w="5857"/>
         <w:gridCol w:w="1440"/>
-        <w:gridCol w:w="1252"/>
+        <w:gridCol w:w="1253"/>
       </w:tblGrid>
       <w:tr>
         <w:trPr>
@@ -809,7 +870,7 @@
         </w:tc>
         <w:tc>
           <w:tcPr>
-            <w:tcW w:w="5858" w:type="dxa"/>
+            <w:tcW w:w="5857" w:type="dxa"/>
             <w:tcBorders/>
             <w:shd w:color="auto" w:fill="CCCCCC" w:val="clear"/>
           </w:tcPr>
@@ -868,7 +929,7 @@
         </w:tc>
         <w:tc>
           <w:tcPr>
-            <w:tcW w:w="1252" w:type="dxa"/>
+            <w:tcW w:w="1253" w:type="dxa"/>
             <w:tcBorders/>
             <w:shd w:color="auto" w:fill="CCCCCC" w:val="clear"/>
           </w:tcPr>
@@ -970,7 +1031,7 @@
         </w:tc>
         <w:tc>
           <w:tcPr>
-            <w:tcW w:w="5858" w:type="dxa"/>
+            <w:tcW w:w="5857" w:type="dxa"/>
             <w:tcBorders/>
             <w:shd w:color="auto" w:fill="FFFFFF" w:val="clear"/>
           </w:tcPr>
@@ -1034,7 +1095,7 @@
         </w:tc>
         <w:tc>
           <w:tcPr>
-            <w:tcW w:w="1252" w:type="dxa"/>
+            <w:tcW w:w="1253" w:type="dxa"/>
             <w:tcBorders/>
             <w:shd w:color="auto" w:fill="FFFFFF" w:val="clear"/>
           </w:tcPr>
@@ -1160,7 +1221,7 @@
         </w:tc>
         <w:tc>
           <w:tcPr>
-            <w:tcW w:w="5858" w:type="dxa"/>
+            <w:tcW w:w="5857" w:type="dxa"/>
             <w:tcBorders/>
             <w:shd w:color="auto" w:fill="FFFFFF" w:val="clear"/>
             <w:tcMar>
@@ -1448,7 +1509,7 @@
         </w:tc>
         <w:tc>
           <w:tcPr>
-            <w:tcW w:w="1252" w:type="dxa"/>
+            <w:tcW w:w="1253" w:type="dxa"/>
             <w:tcBorders/>
             <w:shd w:color="auto" w:fill="FFFFFF" w:val="clear"/>
             <w:tcMar>
@@ -1522,9 +1583,9 @@
       <w:tblGrid>
         <w:gridCol w:w="510"/>
         <w:gridCol w:w="885"/>
-        <w:gridCol w:w="5858"/>
+        <w:gridCol w:w="5857"/>
         <w:gridCol w:w="1440"/>
-        <w:gridCol w:w="1252"/>
+        <w:gridCol w:w="1253"/>
       </w:tblGrid>
       <w:tr>
         <w:trPr>
@@ -1600,7 +1661,7 @@
         </w:tc>
         <w:tc>
           <w:tcPr>
-            <w:tcW w:w="5858" w:type="dxa"/>
+            <w:tcW w:w="5857" w:type="dxa"/>
             <w:tcBorders/>
             <w:shd w:color="auto" w:fill="FFFFFF" w:val="clear"/>
           </w:tcPr>
@@ -1670,7 +1731,7 @@
         </w:tc>
         <w:tc>
           <w:tcPr>
-            <w:tcW w:w="1252" w:type="dxa"/>
+            <w:tcW w:w="1253" w:type="dxa"/>
             <w:tcBorders/>
             <w:shd w:color="auto" w:fill="FFFFFF" w:val="clear"/>
             <w:tcMar>
@@ -1759,7 +1820,7 @@
         </w:tc>
         <w:tc>
           <w:tcPr>
-            <w:tcW w:w="5858" w:type="dxa"/>
+            <w:tcW w:w="5857" w:type="dxa"/>
             <w:tcBorders/>
             <w:shd w:color="auto" w:fill="FFFFFF" w:val="clear"/>
           </w:tcPr>
@@ -1962,7 +2023,7 @@
         </w:tc>
         <w:tc>
           <w:tcPr>
-            <w:tcW w:w="1252" w:type="dxa"/>
+            <w:tcW w:w="1253" w:type="dxa"/>
             <w:tcBorders/>
             <w:shd w:color="auto" w:fill="FFFFFF" w:val="clear"/>
             <w:vAlign w:val="center"/>
@@ -2063,7 +2124,7 @@
         </w:tc>
         <w:tc>
           <w:tcPr>
-            <w:tcW w:w="5858" w:type="dxa"/>
+            <w:tcW w:w="5857" w:type="dxa"/>
             <w:tcBorders/>
             <w:shd w:color="auto" w:fill="FFFFFF" w:val="clear"/>
           </w:tcPr>
@@ -2154,7 +2215,7 @@
         </w:tc>
         <w:tc>
           <w:tcPr>
-            <w:tcW w:w="1252" w:type="dxa"/>
+            <w:tcW w:w="1253" w:type="dxa"/>
             <w:tcBorders/>
             <w:shd w:color="auto" w:fill="FFFFFF" w:val="clear"/>
           </w:tcPr>
@@ -2223,8 +2284,8 @@
         <w:tblLook w:val="04a0" w:noVBand="1" w:noHBand="0" w:lastColumn="0" w:firstColumn="1" w:lastRow="0" w:firstRow="1"/>
       </w:tblPr>
       <w:tblGrid>
-        <w:gridCol w:w="7293"/>
-        <w:gridCol w:w="2668"/>
+        <w:gridCol w:w="7294"/>
+        <w:gridCol w:w="2667"/>
       </w:tblGrid>
       <w:tr>
         <w:trPr>
@@ -2232,7 +2293,7 @@
         </w:trPr>
         <w:tc>
           <w:tcPr>
-            <w:tcW w:w="7293" w:type="dxa"/>
+            <w:tcW w:w="7294" w:type="dxa"/>
             <w:tcBorders/>
             <w:shd w:fill="CCCCCC" w:val="clear"/>
             <w:vAlign w:val="center"/>
@@ -2266,7 +2327,7 @@
         </w:tc>
         <w:tc>
           <w:tcPr>
-            <w:tcW w:w="2668" w:type="dxa"/>
+            <w:tcW w:w="2667" w:type="dxa"/>
             <w:tcBorders/>
             <w:shd w:fill="CCCCCC" w:val="clear"/>
             <w:vAlign w:val="center"/>
@@ -2305,7 +2366,7 @@
         </w:trPr>
         <w:tc>
           <w:tcPr>
-            <w:tcW w:w="7293" w:type="dxa"/>
+            <w:tcW w:w="7294" w:type="dxa"/>
             <w:tcBorders/>
             <w:shd w:color="auto" w:fill="FFFFFF" w:val="clear"/>
             <w:vAlign w:val="center"/>
@@ -2339,7 +2400,7 @@
         </w:tc>
         <w:tc>
           <w:tcPr>
-            <w:tcW w:w="2668" w:type="dxa"/>
+            <w:tcW w:w="2667" w:type="dxa"/>
             <w:tcBorders/>
             <w:shd w:color="auto" w:fill="FFFFFF" w:val="clear"/>
             <w:vAlign w:val="center"/>
@@ -2378,7 +2439,7 @@
         </w:trPr>
         <w:tc>
           <w:tcPr>
-            <w:tcW w:w="7293" w:type="dxa"/>
+            <w:tcW w:w="7294" w:type="dxa"/>
             <w:tcBorders/>
             <w:shd w:fill="CCCCCC" w:val="clear"/>
             <w:vAlign w:val="center"/>
@@ -2416,7 +2477,7 @@
         </w:tc>
         <w:tc>
           <w:tcPr>
-            <w:tcW w:w="2668" w:type="dxa"/>
+            <w:tcW w:w="2667" w:type="dxa"/>
             <w:tcBorders/>
             <w:shd w:fill="CCCCCC" w:val="clear"/>
             <w:vAlign w:val="center"/>
@@ -2676,7 +2737,7 @@
         </w:rPr>
         <w:t xml:space="preserve">Bitte unterschreiben Sie bei Annahme an entsprechender Stelle und senden uns das Angebot wieder zurück - gerne auch per E-Mail an </w:t>
       </w:r>
-      <w:hyperlink r:id="rId2">
+      <w:hyperlink r:id="rId3">
         <w:r>
           <w:rPr>
             <w:rStyle w:val="Style"/>
@@ -2948,12 +3009,12 @@
       </w:r>
     </w:p>
     <w:sectPr>
-      <w:headerReference w:type="even" r:id="rId3"/>
-      <w:headerReference w:type="default" r:id="rId4"/>
-      <w:headerReference w:type="first" r:id="rId5"/>
-      <w:footerReference w:type="even" r:id="rId6"/>
-      <w:footerReference w:type="default" r:id="rId7"/>
-      <w:footerReference w:type="first" r:id="rId8"/>
+      <w:headerReference w:type="even" r:id="rId4"/>
+      <w:headerReference w:type="default" r:id="rId5"/>
+      <w:headerReference w:type="first" r:id="rId6"/>
+      <w:footerReference w:type="even" r:id="rId7"/>
+      <w:footerReference w:type="default" r:id="rId8"/>
+      <w:footerReference w:type="first" r:id="rId9"/>
       <w:type w:val="nextPage"/>
       <w:pgSz w:w="12240" w:h="15840"/>
       <w:pgMar w:left="1440" w:right="1440" w:gutter="0" w:header="0" w:top="1440" w:footer="0" w:bottom="1440"/>
@@ -3008,8 +3069,8 @@
       <w:tblLook w:val="04a0" w:noVBand="1" w:noHBand="0" w:lastColumn="0" w:firstColumn="1" w:lastRow="0" w:firstRow="1"/>
     </w:tblPr>
     <w:tblGrid>
-      <w:gridCol w:w="8061"/>
-      <w:gridCol w:w="1823"/>
+      <w:gridCol w:w="8062"/>
+      <w:gridCol w:w="1822"/>
     </w:tblGrid>
     <w:tr>
       <w:trPr>
@@ -3017,7 +3078,7 @@
       </w:trPr>
       <w:tc>
         <w:tcPr>
-          <w:tcW w:w="8061" w:type="dxa"/>
+          <w:tcW w:w="8062" w:type="dxa"/>
           <w:tcBorders>
             <w:top w:val="single" w:sz="8" w:space="0" w:color="FFFFFF"/>
             <w:left w:val="single" w:sz="8" w:space="0" w:color="FFFFFF"/>
@@ -3104,7 +3165,7 @@
       </w:tc>
       <w:tc>
         <w:tcPr>
-          <w:tcW w:w="1823" w:type="dxa"/>
+          <w:tcW w:w="1822" w:type="dxa"/>
           <w:tcBorders>
             <w:top w:val="single" w:sz="8" w:space="0" w:color="FFFFFF"/>
             <w:left w:val="single" w:sz="8" w:space="0" w:color="FFFFFF"/>
@@ -3299,8 +3360,8 @@
       <w:tblLook w:val="04a0" w:noVBand="1" w:noHBand="0" w:lastColumn="0" w:firstColumn="1" w:lastRow="0" w:firstRow="1"/>
     </w:tblPr>
     <w:tblGrid>
-      <w:gridCol w:w="8061"/>
-      <w:gridCol w:w="1823"/>
+      <w:gridCol w:w="8062"/>
+      <w:gridCol w:w="1822"/>
     </w:tblGrid>
     <w:tr>
       <w:trPr>
@@ -3308,7 +3369,7 @@
       </w:trPr>
       <w:tc>
         <w:tcPr>
-          <w:tcW w:w="8061" w:type="dxa"/>
+          <w:tcW w:w="8062" w:type="dxa"/>
           <w:tcBorders>
             <w:top w:val="single" w:sz="8" w:space="0" w:color="FFFFFF"/>
             <w:left w:val="single" w:sz="8" w:space="0" w:color="FFFFFF"/>
@@ -3395,7 +3456,7 @@
       </w:tc>
       <w:tc>
         <w:tcPr>
-          <w:tcW w:w="1823" w:type="dxa"/>
+          <w:tcW w:w="1822" w:type="dxa"/>
           <w:tcBorders>
             <w:top w:val="single" w:sz="8" w:space="0" w:color="FFFFFF"/>
             <w:left w:val="single" w:sz="8" w:space="0" w:color="FFFFFF"/>

--- a/src/templates/Angebot-BU-KK-2.docx
+++ b/src/templates/Angebot-BU-KK-2.docx
@@ -63,9 +63,9 @@
         <w:tblLook w:val="04a0" w:noVBand="1" w:noHBand="0" w:lastColumn="0" w:firstColumn="1" w:lastRow="0" w:firstRow="1"/>
       </w:tblPr>
       <w:tblGrid>
-        <w:gridCol w:w="4801"/>
+        <w:gridCol w:w="4800"/>
         <w:gridCol w:w="2268"/>
-        <w:gridCol w:w="2966"/>
+        <w:gridCol w:w="2967"/>
       </w:tblGrid>
       <w:tr>
         <w:trPr>
@@ -73,7 +73,7 @@
         </w:trPr>
         <w:tc>
           <w:tcPr>
-            <w:tcW w:w="4801" w:type="dxa"/>
+            <w:tcW w:w="4800" w:type="dxa"/>
             <w:tcBorders>
               <w:top w:val="single" w:sz="8" w:space="0" w:color="FFFFFF"/>
               <w:left w:val="single" w:sz="8" w:space="0" w:color="FFFFFF"/>
@@ -334,17 +334,16 @@
               <w:rPr>
                 <w:rFonts w:eastAsia="Open Sans" w:cs="Open Sans" w:ascii="Open Sans" w:hAnsi="Open Sans"/>
                 <w:color w:val="070707"/>
-                <w:kern w:val="0"/>
                 <w:sz w:val="17"/>
                 <w:szCs w:val="17"/>
-                <w:lang w:val="de-DE" w:eastAsia="pl-PL" w:bidi="ar-SA"/>
+                <w:lang w:val="de-DE"/>
               </w:rPr>
             </w:r>
           </w:p>
         </w:tc>
         <w:tc>
           <w:tcPr>
-            <w:tcW w:w="2966" w:type="dxa"/>
+            <w:tcW w:w="2967" w:type="dxa"/>
             <w:tcBorders>
               <w:top w:val="single" w:sz="8" w:space="0" w:color="FFFFFF"/>
               <w:left w:val="single" w:sz="8" w:space="0" w:color="FFFFFF"/>
@@ -568,7 +567,7 @@
         </w:trPr>
         <w:tc>
           <w:tcPr>
-            <w:tcW w:w="4801" w:type="dxa"/>
+            <w:tcW w:w="4800" w:type="dxa"/>
             <w:tcBorders>
               <w:top w:val="single" w:sz="8" w:space="0" w:color="FFFFFF"/>
               <w:left w:val="single" w:sz="8" w:space="0" w:color="FFFFFF"/>
@@ -603,7 +602,7 @@
         </w:tc>
         <w:tc>
           <w:tcPr>
-            <w:tcW w:w="5234" w:type="dxa"/>
+            <w:tcW w:w="5235" w:type="dxa"/>
             <w:gridSpan w:val="2"/>
             <w:tcBorders>
               <w:top w:val="single" w:sz="8" w:space="0" w:color="FFFFFF"/>
@@ -794,9 +793,9 @@
       <w:tblGrid>
         <w:gridCol w:w="510"/>
         <w:gridCol w:w="885"/>
-        <w:gridCol w:w="5857"/>
+        <w:gridCol w:w="5856"/>
         <w:gridCol w:w="1440"/>
-        <w:gridCol w:w="1253"/>
+        <w:gridCol w:w="1254"/>
       </w:tblGrid>
       <w:tr>
         <w:trPr>
@@ -870,7 +869,7 @@
         </w:tc>
         <w:tc>
           <w:tcPr>
-            <w:tcW w:w="5857" w:type="dxa"/>
+            <w:tcW w:w="5856" w:type="dxa"/>
             <w:tcBorders/>
             <w:shd w:color="auto" w:fill="CCCCCC" w:val="clear"/>
           </w:tcPr>
@@ -929,7 +928,7 @@
         </w:tc>
         <w:tc>
           <w:tcPr>
-            <w:tcW w:w="1253" w:type="dxa"/>
+            <w:tcW w:w="1254" w:type="dxa"/>
             <w:tcBorders/>
             <w:shd w:color="auto" w:fill="CCCCCC" w:val="clear"/>
           </w:tcPr>
@@ -1031,7 +1030,7 @@
         </w:tc>
         <w:tc>
           <w:tcPr>
-            <w:tcW w:w="5857" w:type="dxa"/>
+            <w:tcW w:w="5856" w:type="dxa"/>
             <w:tcBorders/>
             <w:shd w:color="auto" w:fill="FFFFFF" w:val="clear"/>
           </w:tcPr>
@@ -1095,7 +1094,7 @@
         </w:tc>
         <w:tc>
           <w:tcPr>
-            <w:tcW w:w="1253" w:type="dxa"/>
+            <w:tcW w:w="1254" w:type="dxa"/>
             <w:tcBorders/>
             <w:shd w:color="auto" w:fill="FFFFFF" w:val="clear"/>
           </w:tcPr>
@@ -1221,7 +1220,7 @@
         </w:tc>
         <w:tc>
           <w:tcPr>
-            <w:tcW w:w="5857" w:type="dxa"/>
+            <w:tcW w:w="5856" w:type="dxa"/>
             <w:tcBorders/>
             <w:shd w:color="auto" w:fill="FFFFFF" w:val="clear"/>
             <w:tcMar>
@@ -1509,7 +1508,7 @@
         </w:tc>
         <w:tc>
           <w:tcPr>
-            <w:tcW w:w="1253" w:type="dxa"/>
+            <w:tcW w:w="1254" w:type="dxa"/>
             <w:tcBorders/>
             <w:shd w:color="auto" w:fill="FFFFFF" w:val="clear"/>
             <w:tcMar>
@@ -1583,9 +1582,9 @@
       <w:tblGrid>
         <w:gridCol w:w="510"/>
         <w:gridCol w:w="885"/>
-        <w:gridCol w:w="5857"/>
+        <w:gridCol w:w="5856"/>
         <w:gridCol w:w="1440"/>
-        <w:gridCol w:w="1253"/>
+        <w:gridCol w:w="1254"/>
       </w:tblGrid>
       <w:tr>
         <w:trPr>
@@ -1661,7 +1660,7 @@
         </w:tc>
         <w:tc>
           <w:tcPr>
-            <w:tcW w:w="5857" w:type="dxa"/>
+            <w:tcW w:w="5856" w:type="dxa"/>
             <w:tcBorders/>
             <w:shd w:color="auto" w:fill="FFFFFF" w:val="clear"/>
           </w:tcPr>
@@ -1731,7 +1730,7 @@
         </w:tc>
         <w:tc>
           <w:tcPr>
-            <w:tcW w:w="1253" w:type="dxa"/>
+            <w:tcW w:w="1254" w:type="dxa"/>
             <w:tcBorders/>
             <w:shd w:color="auto" w:fill="FFFFFF" w:val="clear"/>
             <w:tcMar>
@@ -1820,7 +1819,7 @@
         </w:tc>
         <w:tc>
           <w:tcPr>
-            <w:tcW w:w="5857" w:type="dxa"/>
+            <w:tcW w:w="5856" w:type="dxa"/>
             <w:tcBorders/>
             <w:shd w:color="auto" w:fill="FFFFFF" w:val="clear"/>
           </w:tcPr>
@@ -2023,7 +2022,7 @@
         </w:tc>
         <w:tc>
           <w:tcPr>
-            <w:tcW w:w="1253" w:type="dxa"/>
+            <w:tcW w:w="1254" w:type="dxa"/>
             <w:tcBorders/>
             <w:shd w:color="auto" w:fill="FFFFFF" w:val="clear"/>
             <w:vAlign w:val="center"/>
@@ -2124,7 +2123,7 @@
         </w:tc>
         <w:tc>
           <w:tcPr>
-            <w:tcW w:w="5857" w:type="dxa"/>
+            <w:tcW w:w="5856" w:type="dxa"/>
             <w:tcBorders/>
             <w:shd w:color="auto" w:fill="FFFFFF" w:val="clear"/>
           </w:tcPr>
@@ -2215,7 +2214,7 @@
         </w:tc>
         <w:tc>
           <w:tcPr>
-            <w:tcW w:w="1253" w:type="dxa"/>
+            <w:tcW w:w="1254" w:type="dxa"/>
             <w:tcBorders/>
             <w:shd w:color="auto" w:fill="FFFFFF" w:val="clear"/>
           </w:tcPr>
@@ -2284,8 +2283,8 @@
         <w:tblLook w:val="04a0" w:noVBand="1" w:noHBand="0" w:lastColumn="0" w:firstColumn="1" w:lastRow="0" w:firstRow="1"/>
       </w:tblPr>
       <w:tblGrid>
-        <w:gridCol w:w="7294"/>
-        <w:gridCol w:w="2667"/>
+        <w:gridCol w:w="7295"/>
+        <w:gridCol w:w="2666"/>
       </w:tblGrid>
       <w:tr>
         <w:trPr>
@@ -2293,7 +2292,7 @@
         </w:trPr>
         <w:tc>
           <w:tcPr>
-            <w:tcW w:w="7294" w:type="dxa"/>
+            <w:tcW w:w="7295" w:type="dxa"/>
             <w:tcBorders/>
             <w:shd w:fill="CCCCCC" w:val="clear"/>
             <w:vAlign w:val="center"/>
@@ -2327,7 +2326,7 @@
         </w:tc>
         <w:tc>
           <w:tcPr>
-            <w:tcW w:w="2667" w:type="dxa"/>
+            <w:tcW w:w="2666" w:type="dxa"/>
             <w:tcBorders/>
             <w:shd w:fill="CCCCCC" w:val="clear"/>
             <w:vAlign w:val="center"/>
@@ -2366,7 +2365,7 @@
         </w:trPr>
         <w:tc>
           <w:tcPr>
-            <w:tcW w:w="7294" w:type="dxa"/>
+            <w:tcW w:w="7295" w:type="dxa"/>
             <w:tcBorders/>
             <w:shd w:color="auto" w:fill="FFFFFF" w:val="clear"/>
             <w:vAlign w:val="center"/>
@@ -2400,7 +2399,7 @@
         </w:tc>
         <w:tc>
           <w:tcPr>
-            <w:tcW w:w="2667" w:type="dxa"/>
+            <w:tcW w:w="2666" w:type="dxa"/>
             <w:tcBorders/>
             <w:shd w:color="auto" w:fill="FFFFFF" w:val="clear"/>
             <w:vAlign w:val="center"/>
@@ -2439,7 +2438,7 @@
         </w:trPr>
         <w:tc>
           <w:tcPr>
-            <w:tcW w:w="7294" w:type="dxa"/>
+            <w:tcW w:w="7295" w:type="dxa"/>
             <w:tcBorders/>
             <w:shd w:fill="CCCCCC" w:val="clear"/>
             <w:vAlign w:val="center"/>
@@ -2477,7 +2476,7 @@
         </w:tc>
         <w:tc>
           <w:tcPr>
-            <w:tcW w:w="2667" w:type="dxa"/>
+            <w:tcW w:w="2666" w:type="dxa"/>
             <w:tcBorders/>
             <w:shd w:fill="CCCCCC" w:val="clear"/>
             <w:vAlign w:val="center"/>
@@ -2592,7 +2591,15 @@
           <w:color w:val="030303"/>
           <w:lang w:val="de-DE"/>
         </w:rPr>
-        <w:t>ACHTUNG:</w:t>
+        <w:t>HINWEIS</w:t>
+      </w:r>
+      <w:r>
+        <w:rPr>
+          <w:rFonts w:eastAsia="Open Sans Semibold" w:cs="Open Sans Semibold" w:ascii="Open Sans Semibold" w:hAnsi="Open Sans Semibold"/>
+          <w:color w:val="030303"/>
+          <w:lang w:val="de-DE"/>
+        </w:rPr>
+        <w:t>:</w:t>
       </w:r>
       <w:r>
         <w:rPr>
@@ -3069,8 +3076,8 @@
       <w:tblLook w:val="04a0" w:noVBand="1" w:noHBand="0" w:lastColumn="0" w:firstColumn="1" w:lastRow="0" w:firstRow="1"/>
     </w:tblPr>
     <w:tblGrid>
-      <w:gridCol w:w="8062"/>
-      <w:gridCol w:w="1822"/>
+      <w:gridCol w:w="8063"/>
+      <w:gridCol w:w="1821"/>
     </w:tblGrid>
     <w:tr>
       <w:trPr>
@@ -3078,7 +3085,7 @@
       </w:trPr>
       <w:tc>
         <w:tcPr>
-          <w:tcW w:w="8062" w:type="dxa"/>
+          <w:tcW w:w="8063" w:type="dxa"/>
           <w:tcBorders>
             <w:top w:val="single" w:sz="8" w:space="0" w:color="FFFFFF"/>
             <w:left w:val="single" w:sz="8" w:space="0" w:color="FFFFFF"/>
@@ -3165,7 +3172,7 @@
       </w:tc>
       <w:tc>
         <w:tcPr>
-          <w:tcW w:w="1822" w:type="dxa"/>
+          <w:tcW w:w="1821" w:type="dxa"/>
           <w:tcBorders>
             <w:top w:val="single" w:sz="8" w:space="0" w:color="FFFFFF"/>
             <w:left w:val="single" w:sz="8" w:space="0" w:color="FFFFFF"/>
@@ -3360,8 +3367,8 @@
       <w:tblLook w:val="04a0" w:noVBand="1" w:noHBand="0" w:lastColumn="0" w:firstColumn="1" w:lastRow="0" w:firstRow="1"/>
     </w:tblPr>
     <w:tblGrid>
-      <w:gridCol w:w="8062"/>
-      <w:gridCol w:w="1822"/>
+      <w:gridCol w:w="8063"/>
+      <w:gridCol w:w="1821"/>
     </w:tblGrid>
     <w:tr>
       <w:trPr>
@@ -3369,7 +3376,7 @@
       </w:trPr>
       <w:tc>
         <w:tcPr>
-          <w:tcW w:w="8062" w:type="dxa"/>
+          <w:tcW w:w="8063" w:type="dxa"/>
           <w:tcBorders>
             <w:top w:val="single" w:sz="8" w:space="0" w:color="FFFFFF"/>
             <w:left w:val="single" w:sz="8" w:space="0" w:color="FFFFFF"/>
@@ -3456,7 +3463,7 @@
       </w:tc>
       <w:tc>
         <w:tcPr>
-          <w:tcW w:w="1822" w:type="dxa"/>
+          <w:tcW w:w="1821" w:type="dxa"/>
           <w:tcBorders>
             <w:top w:val="single" w:sz="8" w:space="0" w:color="FFFFFF"/>
             <w:left w:val="single" w:sz="8" w:space="0" w:color="FFFFFF"/>
